--- a/midterm_practice_q/PAC.docx
+++ b/midterm_practice_q/PAC.docx
@@ -1,6 +1,6 @@
 
 <file path=word/document.xml><?xml version="1.0" encoding="utf-8"?>
-<w:document xmlns:wpc="http://schemas.microsoft.com/office/word/2010/wordprocessingCanvas" xmlns:cx="http://schemas.microsoft.com/office/drawing/2014/chartex" xmlns:cx1="http://schemas.microsoft.com/office/drawing/2015/9/8/chartex" xmlns:mc="http://schemas.openxmlformats.org/markup-compatibility/2006" xmlns:o="urn:schemas-microsoft-com:office:office" xmlns:r="http://schemas.openxmlformats.org/officeDocument/2006/relationships" xmlns:m="http://schemas.openxmlformats.org/officeDocument/2006/math" xmlns:v="urn:schemas-microsoft-com:vml" xmlns:wp14="http://schemas.microsoft.com/office/word/2010/wordprocessingDrawing" xmlns:wp="http://schemas.openxmlformats.org/drawingml/2006/wordprocessingDrawing" xmlns:w10="urn:schemas-microsoft-com:office:word" xmlns:w="http://schemas.openxmlformats.org/wordprocessingml/2006/main" xmlns:w14="http://schemas.microsoft.com/office/word/2010/wordml" xmlns:w15="http://schemas.microsoft.com/office/word/2012/wordml" xmlns:w16se="http://schemas.microsoft.com/office/word/2015/wordml/symex" xmlns:wpg="http://schemas.microsoft.com/office/word/2010/wordprocessingGroup" xmlns:wpi="http://schemas.microsoft.com/office/word/2010/wordprocessingInk" xmlns:wne="http://schemas.microsoft.com/office/word/2006/wordml" xmlns:wps="http://schemas.microsoft.com/office/word/2010/wordprocessingShape" mc:Ignorable="w14 w15 w16se wp14">
+<w:document xmlns:wpc="http://schemas.microsoft.com/office/word/2010/wordprocessingCanvas" xmlns:cx="http://schemas.microsoft.com/office/drawing/2014/chartex" xmlns:cx1="http://schemas.microsoft.com/office/drawing/2015/9/8/chartex" xmlns:cx2="http://schemas.microsoft.com/office/drawing/2015/10/21/chartex" xmlns:cx3="http://schemas.microsoft.com/office/drawing/2016/5/9/chartex" xmlns:cx4="http://schemas.microsoft.com/office/drawing/2016/5/10/chartex" xmlns:cx5="http://schemas.microsoft.com/office/drawing/2016/5/11/chartex" xmlns:cx6="http://schemas.microsoft.com/office/drawing/2016/5/12/chartex" xmlns:cx7="http://schemas.microsoft.com/office/drawing/2016/5/13/chartex" xmlns:cx8="http://schemas.microsoft.com/office/drawing/2016/5/14/chartex" xmlns:mc="http://schemas.openxmlformats.org/markup-compatibility/2006" xmlns:aink="http://schemas.microsoft.com/office/drawing/2016/ink" xmlns:am3d="http://schemas.microsoft.com/office/drawing/2017/model3d" xmlns:o="urn:schemas-microsoft-com:office:office" xmlns:oel="http://schemas.microsoft.com/office/2019/extlst" xmlns:r="http://schemas.openxmlformats.org/officeDocument/2006/relationships" xmlns:m="http://schemas.openxmlformats.org/officeDocument/2006/math" xmlns:v="urn:schemas-microsoft-com:vml" xmlns:wp14="http://schemas.microsoft.com/office/word/2010/wordprocessingDrawing" xmlns:wp="http://schemas.openxmlformats.org/drawingml/2006/wordprocessingDrawing" xmlns:w10="urn:schemas-microsoft-com:office:word" xmlns:w="http://schemas.openxmlformats.org/wordprocessingml/2006/main" xmlns:w14="http://schemas.microsoft.com/office/word/2010/wordml" xmlns:w15="http://schemas.microsoft.com/office/word/2012/wordml" xmlns:w16cex="http://schemas.microsoft.com/office/word/2018/wordml/cex" xmlns:w16cid="http://schemas.microsoft.com/office/word/2016/wordml/cid" xmlns:w16="http://schemas.microsoft.com/office/word/2018/wordml" xmlns:w16du="http://schemas.microsoft.com/office/word/2023/wordml/word16du" xmlns:w16sdtdh="http://schemas.microsoft.com/office/word/2020/wordml/sdtdatahash" xmlns:w16sdtfl="http://schemas.microsoft.com/office/word/2024/wordml/sdtformatlock" xmlns:w16se="http://schemas.microsoft.com/office/word/2015/wordml/symex" xmlns:wpg="http://schemas.microsoft.com/office/word/2010/wordprocessingGroup" xmlns:wpi="http://schemas.microsoft.com/office/word/2010/wordprocessingInk" xmlns:wne="http://schemas.microsoft.com/office/word/2006/wordml" xmlns:wps="http://schemas.microsoft.com/office/word/2010/wordprocessingShape" mc:Ignorable="w14 w15 w16se w16cid w16 w16cex w16sdtdh w16sdtfl w16du wp14">
   <w:body>
     <w:p/>
     <w:p/>
@@ -27,8 +27,6 @@
                 <w:szCs w:val="18"/>
               </w:rPr>
             </w:pPr>
-            <w:bookmarkStart w:id="0" w:name="_GoBack"/>
-            <w:bookmarkEnd w:id="0"/>
             <w:r>
               <w:rPr>
                 <w:sz w:val="18"/>
@@ -91,14 +89,7 @@
                 <w:sz w:val="18"/>
                 <w:szCs w:val="18"/>
               </w:rPr>
-              <w:t xml:space="preserve"> </w:t>
-            </w:r>
-            <w:r>
-              <w:rPr>
-                <w:sz w:val="18"/>
-                <w:szCs w:val="18"/>
-              </w:rPr>
-              <w:t>corresponding to the largest eigenvalues.</w:t>
+              <w:t xml:space="preserve"> corresponding to the largest eigenvalues.</w:t>
             </w:r>
           </w:p>
         </w:tc>
@@ -152,8 +143,11 @@
               <w:t xml:space="preserve">Covariance </w:t>
             </w:r>
             <w:r>
+              <w:rPr>
+                <w:noProof/>
+              </w:rPr>
               <w:drawing>
-                <wp:inline distT="0" distB="0" distL="0" distR="0" wp14:anchorId="314F6FFA" wp14:editId="20792943">
+                <wp:inline distT="0" distB="0" distL="0" distR="0" wp14:anchorId="38BA5EA3" wp14:editId="60CD709C">
                   <wp:extent cx="882893" cy="410648"/>
                   <wp:effectExtent l="0" t="0" r="0" b="8890"/>
                   <wp:docPr id="1" name="Picture 1"/>
@@ -238,14 +232,7 @@
                 <w:sz w:val="18"/>
                 <w:szCs w:val="18"/>
               </w:rPr>
-              <w:t xml:space="preserve"> of C such that:</w:t>
-            </w:r>
-            <w:r>
-              <w:rPr>
-                <w:sz w:val="18"/>
-                <w:szCs w:val="18"/>
-              </w:rPr>
-              <w:t xml:space="preserve">  </w:t>
+              <w:t xml:space="preserve"> of C such that:  </w:t>
             </w:r>
             <w:proofErr w:type="spellStart"/>
             <w:r>
@@ -329,11 +316,52 @@
             </w:pPr>
             <w:r>
               <w:rPr>
-                <w:sz w:val="18"/>
-                <w:szCs w:val="18"/>
+                <w:noProof/>
               </w:rPr>
               <w:drawing>
-                <wp:inline distT="0" distB="0" distL="0" distR="0" wp14:anchorId="5B2F6050" wp14:editId="3689049B">
+                <wp:inline distT="0" distB="0" distL="0" distR="0" wp14:anchorId="2073A277" wp14:editId="0F2C7B70">
+                  <wp:extent cx="882893" cy="410648"/>
+                  <wp:effectExtent l="0" t="0" r="0" b="8890"/>
+                  <wp:docPr id="784330707" name="Picture 784330707"/>
+                  <wp:cNvGraphicFramePr>
+                    <a:graphicFrameLocks xmlns:a="http://schemas.openxmlformats.org/drawingml/2006/main" noChangeAspect="1"/>
+                  </wp:cNvGraphicFramePr>
+                  <a:graphic xmlns:a="http://schemas.openxmlformats.org/drawingml/2006/main">
+                    <a:graphicData uri="http://schemas.openxmlformats.org/drawingml/2006/picture">
+                      <pic:pic xmlns:pic="http://schemas.openxmlformats.org/drawingml/2006/picture">
+                        <pic:nvPicPr>
+                          <pic:cNvPr id="1" name=""/>
+                          <pic:cNvPicPr/>
+                        </pic:nvPicPr>
+                        <pic:blipFill>
+                          <a:blip r:embed="rId5"/>
+                          <a:stretch>
+                            <a:fillRect/>
+                          </a:stretch>
+                        </pic:blipFill>
+                        <pic:spPr>
+                          <a:xfrm>
+                            <a:off x="0" y="0"/>
+                            <a:ext cx="895505" cy="416514"/>
+                          </a:xfrm>
+                          <a:prstGeom prst="rect">
+                            <a:avLst/>
+                          </a:prstGeom>
+                        </pic:spPr>
+                      </pic:pic>
+                    </a:graphicData>
+                  </a:graphic>
+                </wp:inline>
+              </w:drawing>
+            </w:r>
+            <w:r>
+              <w:rPr>
+                <w:noProof/>
+                <w:sz w:val="18"/>
+                <w:szCs w:val="18"/>
+              </w:rPr>
+              <w:drawing>
+                <wp:inline distT="0" distB="0" distL="0" distR="0" wp14:anchorId="44660DA7" wp14:editId="1A26989C">
                   <wp:extent cx="1310787" cy="436929"/>
                   <wp:effectExtent l="0" t="0" r="3810" b="1270"/>
                   <wp:docPr id="2" name="Picture 2"/>
@@ -385,11 +413,12 @@
             </w:r>
             <w:r>
               <w:rPr>
+                <w:noProof/>
                 <w:sz w:val="18"/>
                 <w:szCs w:val="18"/>
               </w:rPr>
               <w:drawing>
-                <wp:inline distT="0" distB="0" distL="0" distR="0" wp14:anchorId="54FE510B" wp14:editId="01F6A8BB">
+                <wp:inline distT="0" distB="0" distL="0" distR="0" wp14:anchorId="55B96373" wp14:editId="44291742">
                   <wp:extent cx="835268" cy="267286"/>
                   <wp:effectExtent l="0" t="0" r="3175" b="0"/>
                   <wp:docPr id="3" name="Picture 3"/>
@@ -512,11 +541,12 @@
             </w:pPr>
             <w:r>
               <w:rPr>
+                <w:noProof/>
                 <w:sz w:val="18"/>
                 <w:szCs w:val="18"/>
               </w:rPr>
               <w:drawing>
-                <wp:inline distT="0" distB="0" distL="0" distR="0" wp14:anchorId="4862B146" wp14:editId="29442CA6">
+                <wp:inline distT="0" distB="0" distL="0" distR="0" wp14:anchorId="776E08B4" wp14:editId="5350D767">
                   <wp:extent cx="1852246" cy="301529"/>
                   <wp:effectExtent l="0" t="0" r="0" b="3810"/>
                   <wp:docPr id="4" name="Picture 4"/>
@@ -561,11 +591,12 @@
             </w:pPr>
             <w:r>
               <w:rPr>
+                <w:noProof/>
                 <w:sz w:val="18"/>
                 <w:szCs w:val="18"/>
               </w:rPr>
               <w:drawing>
-                <wp:inline distT="0" distB="0" distL="0" distR="0" wp14:anchorId="59458F64" wp14:editId="72FDE2AF">
+                <wp:inline distT="0" distB="0" distL="0" distR="0" wp14:anchorId="5F64678D" wp14:editId="29E583F6">
                   <wp:extent cx="2038350" cy="391990"/>
                   <wp:effectExtent l="0" t="0" r="0" b="8255"/>
                   <wp:docPr id="5" name="Picture 5"/>
@@ -718,30 +749,24 @@
                 <w:sz w:val="18"/>
                 <w:szCs w:val="18"/>
               </w:rPr>
-              <w:t>2.Repeat until convergence (</w:t>
-            </w:r>
-            <w:r>
-              <w:rPr>
-                <w:sz w:val="18"/>
-                <w:szCs w:val="18"/>
-              </w:rPr>
-              <w:t>when direction stops changing)</w:t>
-            </w:r>
-          </w:p>
-          <w:p>
-            <w:pPr>
-              <w:rPr>
-                <w:sz w:val="18"/>
-                <w:szCs w:val="18"/>
-              </w:rPr>
-            </w:pPr>
-            <w:r>
-              <w:rPr>
+              <w:t>2.Repeat until convergence (when direction stops changing)</w:t>
+            </w:r>
+          </w:p>
+          <w:p>
+            <w:pPr>
+              <w:rPr>
+                <w:sz w:val="18"/>
+                <w:szCs w:val="18"/>
+              </w:rPr>
+            </w:pPr>
+            <w:r>
+              <w:rPr>
+                <w:noProof/>
                 <w:sz w:val="18"/>
                 <w:szCs w:val="18"/>
               </w:rPr>
               <w:drawing>
-                <wp:inline distT="0" distB="0" distL="0" distR="0" wp14:anchorId="1D717CAA" wp14:editId="09F408E4">
+                <wp:inline distT="0" distB="0" distL="0" distR="0" wp14:anchorId="650431E2" wp14:editId="6CFA89CF">
                   <wp:extent cx="1336431" cy="589873"/>
                   <wp:effectExtent l="0" t="0" r="0" b="1270"/>
                   <wp:docPr id="7" name="Picture 7"/>
@@ -789,14 +814,7 @@
                 <w:sz w:val="18"/>
                 <w:szCs w:val="18"/>
               </w:rPr>
-              <w:t>3.</w:t>
-            </w:r>
-            <w:r>
-              <w:rPr>
-                <w:sz w:val="18"/>
-                <w:szCs w:val="18"/>
-              </w:rPr>
-              <w:t xml:space="preserve">Result is </w:t>
+              <w:t xml:space="preserve">3.Result is </w:t>
             </w:r>
             <w:r>
               <w:rPr>
@@ -853,11 +871,12 @@
             </w:r>
             <w:r>
               <w:rPr>
+                <w:noProof/>
                 <w:sz w:val="18"/>
                 <w:szCs w:val="18"/>
               </w:rPr>
               <w:drawing>
-                <wp:inline distT="0" distB="0" distL="0" distR="0" wp14:anchorId="69D184FD" wp14:editId="0B4822E2">
+                <wp:inline distT="0" distB="0" distL="0" distR="0" wp14:anchorId="6285BAD1" wp14:editId="3F5CBE11">
                   <wp:extent cx="1178170" cy="360485"/>
                   <wp:effectExtent l="0" t="0" r="3175" b="1905"/>
                   <wp:docPr id="8" name="Picture 8"/>
@@ -1006,11 +1025,12 @@
             </w:pPr>
             <w:r>
               <w:rPr>
+                <w:noProof/>
                 <w:sz w:val="18"/>
                 <w:szCs w:val="18"/>
               </w:rPr>
               <w:drawing>
-                <wp:inline distT="0" distB="0" distL="0" distR="0" wp14:anchorId="19AA82F0" wp14:editId="73BCF305">
+                <wp:inline distT="0" distB="0" distL="0" distR="0" wp14:anchorId="63F4595B" wp14:editId="3014E754">
                   <wp:extent cx="1377461" cy="358628"/>
                   <wp:effectExtent l="0" t="0" r="0" b="3810"/>
                   <wp:docPr id="9" name="Picture 9"/>
@@ -1079,11 +1099,12 @@
             </w:pPr>
             <w:r>
               <w:rPr>
+                <w:noProof/>
                 <w:sz w:val="18"/>
                 <w:szCs w:val="18"/>
               </w:rPr>
               <w:drawing>
-                <wp:inline distT="0" distB="0" distL="0" distR="0" wp14:anchorId="04FAAF66" wp14:editId="2B5AC7D1">
+                <wp:inline distT="0" distB="0" distL="0" distR="0" wp14:anchorId="2CFB513E" wp14:editId="40687531">
                   <wp:extent cx="1277717" cy="511087"/>
                   <wp:effectExtent l="0" t="0" r="0" b="3810"/>
                   <wp:docPr id="10" name="Picture 10"/>
@@ -1225,11 +1246,12 @@
             <w:r>
               <w:rPr>
                 <w:rFonts w:cstheme="minorHAnsi"/>
+                <w:noProof/>
                 <w:sz w:val="18"/>
                 <w:szCs w:val="18"/>
               </w:rPr>
               <w:drawing>
-                <wp:inline distT="0" distB="0" distL="0" distR="0" wp14:anchorId="6D60E4C0" wp14:editId="4CFC6118">
+                <wp:inline distT="0" distB="0" distL="0" distR="0" wp14:anchorId="02649F16" wp14:editId="6937D100">
                   <wp:extent cx="1991003" cy="704948"/>
                   <wp:effectExtent l="0" t="0" r="9525" b="0"/>
                   <wp:docPr id="11" name="Picture 11"/>
@@ -1295,11 +1317,12 @@
             <w:r>
               <w:rPr>
                 <w:rFonts w:cstheme="minorHAnsi"/>
+                <w:noProof/>
                 <w:sz w:val="18"/>
                 <w:szCs w:val="18"/>
               </w:rPr>
               <w:drawing>
-                <wp:inline distT="0" distB="0" distL="0" distR="0" wp14:anchorId="149FECC0" wp14:editId="44FA65DC">
+                <wp:inline distT="0" distB="0" distL="0" distR="0" wp14:anchorId="1D59EE2E" wp14:editId="1E132AE3">
                   <wp:extent cx="1562318" cy="790685"/>
                   <wp:effectExtent l="0" t="0" r="0" b="9525"/>
                   <wp:docPr id="12" name="Picture 12"/>
@@ -1689,8 +1712,11 @@
           </w:tcPr>
           <w:p>
             <w:r>
+              <w:rPr>
+                <w:noProof/>
+              </w:rPr>
               <w:drawing>
-                <wp:inline distT="0" distB="0" distL="0" distR="0" wp14:anchorId="0B009F71" wp14:editId="6BFB8EDE">
+                <wp:inline distT="0" distB="0" distL="0" distR="0" wp14:anchorId="60610793" wp14:editId="056C8CB0">
                   <wp:extent cx="5134708" cy="1741193"/>
                   <wp:effectExtent l="0" t="0" r="8890" b="0"/>
                   <wp:docPr id="13" name="Picture 13"/>
@@ -1744,12 +1770,13 @@
             <w:r>
               <w:rPr>
                 <w:rFonts w:cstheme="minorHAnsi"/>
+                <w:noProof/>
                 <w:sz w:val="18"/>
                 <w:szCs w:val="18"/>
               </w:rPr>
               <w:lastRenderedPageBreak/>
               <w:drawing>
-                <wp:inline distT="0" distB="0" distL="0" distR="0" wp14:anchorId="35165D19" wp14:editId="18D1BDDA">
+                <wp:inline distT="0" distB="0" distL="0" distR="0" wp14:anchorId="305E0033" wp14:editId="213A6A36">
                   <wp:extent cx="1066800" cy="669852"/>
                   <wp:effectExtent l="0" t="0" r="0" b="0"/>
                   <wp:docPr id="14" name="Picture 14"/>
@@ -2156,11 +2183,12 @@
             <w:r>
               <w:rPr>
                 <w:rFonts w:cstheme="minorHAnsi"/>
+                <w:noProof/>
                 <w:sz w:val="18"/>
                 <w:szCs w:val="18"/>
               </w:rPr>
               <w:drawing>
-                <wp:inline distT="0" distB="0" distL="0" distR="0" wp14:anchorId="5ADFFD38" wp14:editId="5E022635">
+                <wp:inline distT="0" distB="0" distL="0" distR="0" wp14:anchorId="5909709C" wp14:editId="5A31E617">
                   <wp:extent cx="2516065" cy="594592"/>
                   <wp:effectExtent l="0" t="0" r="0" b="0"/>
                   <wp:docPr id="15" name="Picture 15"/>
@@ -2227,11 +2255,12 @@
             </w:pPr>
             <w:r>
               <w:rPr>
+                <w:noProof/>
                 <w:sz w:val="18"/>
                 <w:szCs w:val="18"/>
               </w:rPr>
               <w:drawing>
-                <wp:inline distT="0" distB="0" distL="0" distR="0" wp14:anchorId="152B4865" wp14:editId="709554A3">
+                <wp:inline distT="0" distB="0" distL="0" distR="0" wp14:anchorId="4754DCE4" wp14:editId="1DAAFD2F">
                   <wp:extent cx="816952" cy="373096"/>
                   <wp:effectExtent l="0" t="0" r="2540" b="8255"/>
                   <wp:docPr id="16" name="Picture 16"/>
@@ -2276,11 +2305,12 @@
             </w:pPr>
             <w:r>
               <w:rPr>
+                <w:noProof/>
                 <w:sz w:val="18"/>
                 <w:szCs w:val="18"/>
               </w:rPr>
               <w:drawing>
-                <wp:inline distT="0" distB="0" distL="0" distR="0" wp14:anchorId="54D9D454" wp14:editId="3BD09BDE">
+                <wp:inline distT="0" distB="0" distL="0" distR="0" wp14:anchorId="43BFAC32" wp14:editId="2B3DD5E1">
                   <wp:extent cx="3722077" cy="388512"/>
                   <wp:effectExtent l="0" t="0" r="0" b="0"/>
                   <wp:docPr id="17" name="Picture 17"/>
@@ -2348,8 +2378,11 @@
           </w:p>
           <w:p>
             <w:r>
+              <w:rPr>
+                <w:noProof/>
+              </w:rPr>
               <w:drawing>
-                <wp:inline distT="0" distB="0" distL="0" distR="0" wp14:anchorId="76F55559" wp14:editId="080EE81C">
+                <wp:inline distT="0" distB="0" distL="0" distR="0" wp14:anchorId="7E42D8CC" wp14:editId="658415EC">
                   <wp:extent cx="3161568" cy="327584"/>
                   <wp:effectExtent l="0" t="0" r="1270" b="0"/>
                   <wp:docPr id="18" name="Picture 18"/>
@@ -2392,8 +2425,11 @@
           </w:p>
           <w:p>
             <w:r>
+              <w:rPr>
+                <w:noProof/>
+              </w:rPr>
               <w:drawing>
-                <wp:inline distT="0" distB="0" distL="0" distR="0" wp14:anchorId="03938D60" wp14:editId="6B8C7154">
+                <wp:inline distT="0" distB="0" distL="0" distR="0" wp14:anchorId="1749FCB1" wp14:editId="0C6FD2BE">
                   <wp:extent cx="2009043" cy="448059"/>
                   <wp:effectExtent l="0" t="0" r="0" b="9525"/>
                   <wp:docPr id="19" name="Picture 19"/>
@@ -2436,8 +2472,11 @@
           </w:p>
           <w:p>
             <w:r>
+              <w:rPr>
+                <w:noProof/>
+              </w:rPr>
               <w:drawing>
-                <wp:inline distT="0" distB="0" distL="0" distR="0" wp14:anchorId="40EEEBF8" wp14:editId="19DA6778">
+                <wp:inline distT="0" distB="0" distL="0" distR="0" wp14:anchorId="38F47E98" wp14:editId="16A95035">
                   <wp:extent cx="3015762" cy="673423"/>
                   <wp:effectExtent l="0" t="0" r="0" b="0"/>
                   <wp:docPr id="21" name="Picture 21"/>
@@ -2475,8 +2514,11 @@
           </w:p>
           <w:p>
             <w:r>
+              <w:rPr>
+                <w:noProof/>
+              </w:rPr>
               <w:drawing>
-                <wp:inline distT="0" distB="0" distL="0" distR="0" wp14:anchorId="7F0F798B" wp14:editId="5F932B72">
+                <wp:inline distT="0" distB="0" distL="0" distR="0" wp14:anchorId="7876C390" wp14:editId="7F3961FF">
                   <wp:extent cx="2638425" cy="529197"/>
                   <wp:effectExtent l="0" t="0" r="0" b="4445"/>
                   <wp:docPr id="22" name="Picture 22"/>
@@ -2514,8 +2556,11 @@
           </w:p>
           <w:p>
             <w:r>
+              <w:rPr>
+                <w:noProof/>
+              </w:rPr>
               <w:drawing>
-                <wp:inline distT="0" distB="0" distL="0" distR="0" wp14:anchorId="343EFB89" wp14:editId="61B4E1D0">
+                <wp:inline distT="0" distB="0" distL="0" distR="0" wp14:anchorId="5771690C" wp14:editId="34D7E37A">
                   <wp:extent cx="3103293" cy="775824"/>
                   <wp:effectExtent l="0" t="0" r="1905" b="5715"/>
                   <wp:docPr id="23" name="Picture 23"/>
@@ -2560,8 +2605,11 @@
           </w:tcPr>
           <w:p>
             <w:r>
+              <w:rPr>
+                <w:noProof/>
+              </w:rPr>
               <w:drawing>
-                <wp:inline distT="0" distB="0" distL="0" distR="0" wp14:anchorId="58CCFA26" wp14:editId="1286A330">
+                <wp:inline distT="0" distB="0" distL="0" distR="0" wp14:anchorId="593E8B4C" wp14:editId="4F72C37E">
                   <wp:extent cx="3665256" cy="2244969"/>
                   <wp:effectExtent l="0" t="0" r="0" b="3175"/>
                   <wp:docPr id="24" name="Picture 24"/>
@@ -2604,8 +2652,11 @@
           </w:tcPr>
           <w:p>
             <w:r>
+              <w:rPr>
+                <w:noProof/>
+              </w:rPr>
               <w:drawing>
-                <wp:inline distT="0" distB="0" distL="0" distR="0" wp14:anchorId="38123F05" wp14:editId="2F086C9F">
+                <wp:inline distT="0" distB="0" distL="0" distR="0" wp14:anchorId="00C28D4C" wp14:editId="42B34BE4">
                   <wp:extent cx="3356463" cy="1831367"/>
                   <wp:effectExtent l="0" t="0" r="0" b="0"/>
                   <wp:docPr id="25" name="Picture 25"/>
@@ -2670,7 +2721,7 @@
 </file>
 
 <file path=word/numbering.xml><?xml version="1.0" encoding="utf-8"?>
-<w:numbering xmlns:wpc="http://schemas.microsoft.com/office/word/2010/wordprocessingCanvas" xmlns:cx="http://schemas.microsoft.com/office/drawing/2014/chartex" xmlns:cx1="http://schemas.microsoft.com/office/drawing/2015/9/8/chartex" xmlns:mc="http://schemas.openxmlformats.org/markup-compatibility/2006" xmlns:o="urn:schemas-microsoft-com:office:office" xmlns:r="http://schemas.openxmlformats.org/officeDocument/2006/relationships" xmlns:m="http://schemas.openxmlformats.org/officeDocument/2006/math" xmlns:v="urn:schemas-microsoft-com:vml" xmlns:wp14="http://schemas.microsoft.com/office/word/2010/wordprocessingDrawing" xmlns:wp="http://schemas.openxmlformats.org/drawingml/2006/wordprocessingDrawing" xmlns:w10="urn:schemas-microsoft-com:office:word" xmlns:w="http://schemas.openxmlformats.org/wordprocessingml/2006/main" xmlns:w14="http://schemas.microsoft.com/office/word/2010/wordml" xmlns:w15="http://schemas.microsoft.com/office/word/2012/wordml" xmlns:w16se="http://schemas.microsoft.com/office/word/2015/wordml/symex" xmlns:wpg="http://schemas.microsoft.com/office/word/2010/wordprocessingGroup" xmlns:wpi="http://schemas.microsoft.com/office/word/2010/wordprocessingInk" xmlns:wne="http://schemas.microsoft.com/office/word/2006/wordml" xmlns:wps="http://schemas.microsoft.com/office/word/2010/wordprocessingShape" mc:Ignorable="w14 w15 w16se wp14">
+<w:numbering xmlns:wpc="http://schemas.microsoft.com/office/word/2010/wordprocessingCanvas" xmlns:cx="http://schemas.microsoft.com/office/drawing/2014/chartex" xmlns:cx1="http://schemas.microsoft.com/office/drawing/2015/9/8/chartex" xmlns:cx2="http://schemas.microsoft.com/office/drawing/2015/10/21/chartex" xmlns:cx3="http://schemas.microsoft.com/office/drawing/2016/5/9/chartex" xmlns:cx4="http://schemas.microsoft.com/office/drawing/2016/5/10/chartex" xmlns:cx5="http://schemas.microsoft.com/office/drawing/2016/5/11/chartex" xmlns:cx6="http://schemas.microsoft.com/office/drawing/2016/5/12/chartex" xmlns:cx7="http://schemas.microsoft.com/office/drawing/2016/5/13/chartex" xmlns:cx8="http://schemas.microsoft.com/office/drawing/2016/5/14/chartex" xmlns:mc="http://schemas.openxmlformats.org/markup-compatibility/2006" xmlns:aink="http://schemas.microsoft.com/office/drawing/2016/ink" xmlns:am3d="http://schemas.microsoft.com/office/drawing/2017/model3d" xmlns:o="urn:schemas-microsoft-com:office:office" xmlns:oel="http://schemas.microsoft.com/office/2019/extlst" xmlns:r="http://schemas.openxmlformats.org/officeDocument/2006/relationships" xmlns:m="http://schemas.openxmlformats.org/officeDocument/2006/math" xmlns:v="urn:schemas-microsoft-com:vml" xmlns:wp14="http://schemas.microsoft.com/office/word/2010/wordprocessingDrawing" xmlns:wp="http://schemas.openxmlformats.org/drawingml/2006/wordprocessingDrawing" xmlns:w10="urn:schemas-microsoft-com:office:word" xmlns:w="http://schemas.openxmlformats.org/wordprocessingml/2006/main" xmlns:w14="http://schemas.microsoft.com/office/word/2010/wordml" xmlns:w15="http://schemas.microsoft.com/office/word/2012/wordml" xmlns:w16cex="http://schemas.microsoft.com/office/word/2018/wordml/cex" xmlns:w16cid="http://schemas.microsoft.com/office/word/2016/wordml/cid" xmlns:w16="http://schemas.microsoft.com/office/word/2018/wordml" xmlns:w16du="http://schemas.microsoft.com/office/word/2023/wordml/word16du" xmlns:w16sdtdh="http://schemas.microsoft.com/office/word/2020/wordml/sdtdatahash" xmlns:w16sdtfl="http://schemas.microsoft.com/office/word/2024/wordml/sdtformatlock" xmlns:w16se="http://schemas.microsoft.com/office/word/2015/wordml/symex" xmlns:wpg="http://schemas.microsoft.com/office/word/2010/wordprocessingGroup" xmlns:wpi="http://schemas.microsoft.com/office/word/2010/wordprocessingInk" xmlns:wne="http://schemas.microsoft.com/office/word/2006/wordml" xmlns:wps="http://schemas.microsoft.com/office/word/2010/wordprocessingShape" mc:Ignorable="w14 w15 w16se w16cid w16 w16cex w16sdtdh w16sdtfl w16du wp14">
   <w:abstractNum w:abstractNumId="0" w15:restartNumberingAfterBreak="0">
     <w:nsid w:val="023C6892"/>
     <w:multiLevelType w:val="multilevel"/>
@@ -3111,23 +3162,23 @@
       </w:pPr>
     </w:lvl>
   </w:abstractNum>
-  <w:num w:numId="1">
+  <w:num w:numId="1" w16cid:durableId="1477603840">
     <w:abstractNumId w:val="3"/>
   </w:num>
-  <w:num w:numId="2">
+  <w:num w:numId="2" w16cid:durableId="1577089708">
     <w:abstractNumId w:val="2"/>
   </w:num>
-  <w:num w:numId="3">
+  <w:num w:numId="3" w16cid:durableId="960838020">
     <w:abstractNumId w:val="0"/>
   </w:num>
-  <w:num w:numId="4">
+  <w:num w:numId="4" w16cid:durableId="843401911">
     <w:abstractNumId w:val="1"/>
   </w:num>
 </w:numbering>
 </file>
 
 <file path=word/styles.xml><?xml version="1.0" encoding="utf-8"?>
-<w:styles xmlns:mc="http://schemas.openxmlformats.org/markup-compatibility/2006" xmlns:r="http://schemas.openxmlformats.org/officeDocument/2006/relationships" xmlns:w="http://schemas.openxmlformats.org/wordprocessingml/2006/main" xmlns:w14="http://schemas.microsoft.com/office/word/2010/wordml" xmlns:w15="http://schemas.microsoft.com/office/word/2012/wordml" xmlns:w16se="http://schemas.microsoft.com/office/word/2015/wordml/symex" mc:Ignorable="w14 w15 w16se">
+<w:styles xmlns:mc="http://schemas.openxmlformats.org/markup-compatibility/2006" xmlns:r="http://schemas.openxmlformats.org/officeDocument/2006/relationships" xmlns:w="http://schemas.openxmlformats.org/wordprocessingml/2006/main" xmlns:w14="http://schemas.microsoft.com/office/word/2010/wordml" xmlns:w15="http://schemas.microsoft.com/office/word/2012/wordml" xmlns:w16cex="http://schemas.microsoft.com/office/word/2018/wordml/cex" xmlns:w16cid="http://schemas.microsoft.com/office/word/2016/wordml/cid" xmlns:w16="http://schemas.microsoft.com/office/word/2018/wordml" xmlns:w16du="http://schemas.microsoft.com/office/word/2023/wordml/word16du" xmlns:w16sdtdh="http://schemas.microsoft.com/office/word/2020/wordml/sdtdatahash" xmlns:w16sdtfl="http://schemas.microsoft.com/office/word/2024/wordml/sdtformatlock" xmlns:w16se="http://schemas.microsoft.com/office/word/2015/wordml/symex" mc:Ignorable="w14 w15 w16se w16cid w16 w16cex w16sdtdh w16sdtfl w16du">
   <w:docDefaults>
     <w:rPrDefault>
       <w:rPr>
@@ -3139,7 +3190,7 @@
     </w:rPrDefault>
     <w:pPrDefault/>
   </w:docDefaults>
-  <w:latentStyles w:defLockedState="0" w:defUIPriority="99" w:defSemiHidden="0" w:defUnhideWhenUsed="0" w:defQFormat="0" w:count="371">
+  <w:latentStyles w:defLockedState="0" w:defUIPriority="99" w:defSemiHidden="0" w:defUnhideWhenUsed="0" w:defQFormat="0" w:count="376">
     <w:lsdException w:name="Normal" w:uiPriority="0" w:qFormat="1"/>
     <w:lsdException w:name="heading 1" w:uiPriority="9" w:qFormat="1"/>
     <w:lsdException w:name="heading 2" w:semiHidden="1" w:uiPriority="9" w:unhideWhenUsed="1" w:qFormat="1"/>
@@ -3511,6 +3562,11 @@
     <w:lsdException w:name="List Table 5 Dark Accent 6" w:uiPriority="50"/>
     <w:lsdException w:name="List Table 6 Colorful Accent 6" w:uiPriority="51"/>
     <w:lsdException w:name="List Table 7 Colorful Accent 6" w:uiPriority="52"/>
+    <w:lsdException w:name="Mention" w:semiHidden="1" w:unhideWhenUsed="1"/>
+    <w:lsdException w:name="Smart Hyperlink" w:semiHidden="1" w:unhideWhenUsed="1"/>
+    <w:lsdException w:name="Hashtag" w:semiHidden="1" w:unhideWhenUsed="1"/>
+    <w:lsdException w:name="Unresolved Mention" w:semiHidden="1" w:unhideWhenUsed="1"/>
+    <w:lsdException w:name="Smart Link" w:semiHidden="1" w:unhideWhenUsed="1"/>
   </w:latentStyles>
   <w:style w:type="paragraph" w:default="1" w:styleId="Normal">
     <w:name w:val="Normal"/>
@@ -3562,6 +3618,7 @@
   <w:style w:type="character" w:default="1" w:styleId="DefaultParagraphFont">
     <w:name w:val="Default Paragraph Font"/>
     <w:uiPriority w:val="1"/>
+    <w:semiHidden/>
     <w:unhideWhenUsed/>
   </w:style>
   <w:style w:type="table" w:default="1" w:styleId="TableNormal">
